--- a/interview/Raju_SDET.docx
+++ b/interview/Raju_SDET.docx
@@ -2042,6 +2042,54 @@
     </w:p>
     <w:p>
       <w:pPr>
+        <w:tabs>
+          <w:tab w:val="left" w:pos="481"/>
+        </w:tabs>
+        <w:spacing w:before="8"/>
+        <w:ind w:right="538"/>
+        <w:rPr>
+          <w:rFonts w:asciiTheme="minorHAnsi" w:hAnsiTheme="minorHAnsi" w:cstheme="minorHAnsi"/>
+          <w:bCs/>
+          <w:color w:val="234060"/>
+          <w:sz w:val="24"/>
+          <w:szCs w:val="24"/>
+        </w:rPr>
+      </w:pPr>
+    </w:p>
+    <w:p>
+      <w:pPr>
+        <w:tabs>
+          <w:tab w:val="left" w:pos="481"/>
+        </w:tabs>
+        <w:spacing w:before="8"/>
+        <w:ind w:right="538"/>
+        <w:rPr>
+          <w:rFonts w:asciiTheme="minorHAnsi" w:hAnsiTheme="minorHAnsi" w:cstheme="minorHAnsi"/>
+          <w:bCs/>
+          <w:color w:val="234060"/>
+          <w:sz w:val="24"/>
+          <w:szCs w:val="24"/>
+        </w:rPr>
+      </w:pPr>
+    </w:p>
+    <w:p>
+      <w:pPr>
+        <w:tabs>
+          <w:tab w:val="left" w:pos="481"/>
+        </w:tabs>
+        <w:spacing w:before="8"/>
+        <w:ind w:right="538"/>
+        <w:rPr>
+          <w:rFonts w:asciiTheme="minorHAnsi" w:hAnsiTheme="minorHAnsi" w:cstheme="minorHAnsi"/>
+          <w:bCs/>
+          <w:color w:val="234060"/>
+          <w:sz w:val="24"/>
+          <w:szCs w:val="24"/>
+        </w:rPr>
+      </w:pPr>
+    </w:p>
+    <w:p>
+      <w:pPr>
         <w:pStyle w:val="ListParagraph"/>
         <w:tabs>
           <w:tab w:val="left" w:pos="481"/>
@@ -2079,6 +2127,7 @@
           <w:sz w:val="28"/>
           <w:szCs w:val="28"/>
         </w:rPr>
+        <w:lastRenderedPageBreak/>
         <w:t xml:space="preserve">Senior </w:t>
       </w:r>
       <w:r>
@@ -2233,7 +2282,6 @@
           <w:sz w:val="24"/>
           <w:szCs w:val="24"/>
         </w:rPr>
-        <w:lastRenderedPageBreak/>
         <w:t>Description:</w:t>
       </w:r>
       <w:r>
@@ -2962,6 +3010,7 @@
           <w:sz w:val="24"/>
           <w:szCs w:val="24"/>
         </w:rPr>
+        <w:lastRenderedPageBreak/>
         <w:t xml:space="preserve">Participate in code reviews and learn best practices for writing clean, reusable, and efficient test code. </w:t>
       </w:r>
     </w:p>
@@ -3040,7 +3089,6 @@
           <w:sz w:val="24"/>
           <w:szCs w:val="24"/>
         </w:rPr>
-        <w:lastRenderedPageBreak/>
         <w:t xml:space="preserve">Maintain and update test data and environment configurations to ensure consistent test execution. </w:t>
       </w:r>
     </w:p>
@@ -3884,6 +3932,7 @@
           <w:sz w:val="28"/>
           <w:szCs w:val="28"/>
         </w:rPr>
+        <w:lastRenderedPageBreak/>
         <w:t xml:space="preserve">Test Engineer | </w:t>
       </w:r>
       <w:r>
@@ -3990,7 +4039,6 @@
           <w:sz w:val="24"/>
           <w:szCs w:val="24"/>
         </w:rPr>
-        <w:lastRenderedPageBreak/>
         <w:t>Description:</w:t>
       </w:r>
       <w:r>
